--- a/docs/TODO-INTEGRATION.docx
+++ b/docs/TODO-INTEGRATION.docx
@@ -30,7 +30,34 @@
         <w:t>shared runtime agent</w:t>
       </w:r>
       <w:r>
-        <w:t xml:space="preserve"> &gt; (customer-facing, resolved per organisation). Every level below states what exists &gt; in code, what must be built, where, and what it costs. K Hotels is Tenant #1.</w:t>
+        <w:t xml:space="preserve"> &gt; (customer-facing, resolved per organisation). Every level below states what exists &gt; in code, what must be built, where, and what it costs. K Hotels is Tenant #1. &gt; &gt; </w:t>
+      </w:r>
+      <w:r>
+        <w:rPr>
+          <w:b/>
+        </w:rPr>
+        <w:t>Companion:</w:t>
+      </w:r>
+      <w:r>
+        <w:t xml:space="preserve"> `TODO-DEMO-READINESS.md` — the shorter "what is left before an end-to-end &gt; demo" list (embeddings, agent API, frontend slices). This document is the build plan. &gt; &gt; ⚠️ </w:t>
+      </w:r>
+      <w:r>
+        <w:rPr>
+          <w:b/>
+        </w:rPr>
+        <w:t>Partly superseded.</w:t>
+      </w:r>
+      <w:r>
+        <w:t xml:space="preserve"> `TODO-KHOTELS-EVOLUTION.md` scopes K Hotels as *evolution on top &gt; of existing capabilities* rather than new architecture. Under that framing, </w:t>
+      </w:r>
+      <w:r>
+        <w:rPr>
+          <w:b/>
+        </w:rPr>
+        <w:t>L0 and L3 &gt; largely evaporate and L1 shrinks to a thin bounds object.</w:t>
+      </w:r>
+      <w:r>
+        <w:t xml:space="preserve"> Read that document before &gt; starting any L0, L1 or L3 work. L2, L4, L5 and L6 stand.</w:t>
       </w:r>
     </w:p>
     <w:p>
@@ -1218,6 +1245,325 @@
       </w:r>
     </w:p>
     <w:p>
+      <w:r>
+        <w:t>### 4.1 Prerequisites before adding any colleague — from `standards-alignment.md`</w:t>
+      </w:r>
+    </w:p>
+    <w:p>
+      <w:r>
+        <w:t xml:space="preserve">`website_analyst` and `coding_agent` are </w:t>
+      </w:r>
+      <w:r>
+        <w:rPr>
+          <w:b/>
+        </w:rPr>
+        <w:t>kept as colleagues, sequenced through the pipeline with shared task state</w:t>
+      </w:r>
+      <w:r>
+        <w:t xml:space="preserve"> — not upgraded into collaborating agents. That matches the *"shared tasks, context"* shape without importing direct agent-to-agent messaging and the ASI07 controls it would require. </w:t>
+      </w:r>
+      <w:r>
+        <w:rPr>
+          <w:b/>
+        </w:rPr>
+        <w:t>No change to the arrangement.</w:t>
+      </w:r>
+    </w:p>
+    <w:p>
+      <w:r>
+        <w:t xml:space="preserve">What must be fixed first is </w:t>
+      </w:r>
+      <w:r>
+        <w:rPr>
+          <w:b/>
+        </w:rPr>
+        <w:t>eval coverage asymmetry</w:t>
+      </w:r>
+      <w:r>
+        <w:t>:</w:t>
+      </w:r>
+    </w:p>
+    <w:tbl>
+      <w:tblPr>
+        <w:tblStyle w:val="TableGrid"/>
+        <w:tblW w:type="auto" w:w="0"/>
+        <w:jc w:val="center"/>
+        <w:tblLook w:firstColumn="1" w:firstRow="1" w:lastColumn="0" w:lastRow="0" w:noHBand="0" w:noVBand="1" w:val="04A0"/>
+      </w:tblPr>
+      <w:tblGrid>
+        <w:gridCol w:w="4680"/>
+        <w:gridCol w:w="4680"/>
+      </w:tblGrid>
+      <w:tr>
+        <w:tc>
+          <w:tcPr>
+            <w:tcW w:type="dxa" w:w="4680"/>
+            <w:shd w:val="clear" w:fill="1F3864"/>
+          </w:tcPr>
+          <w:p>
+            <w:r>
+              <w:rPr>
+                <w:rFonts w:ascii="Calibri" w:hAnsi="Calibri"/>
+                <w:b/>
+                <w:color w:val="FFFFFF"/>
+                <w:sz w:val="20"/>
+              </w:rPr>
+            </w:r>
+            <w:r>
+              <w:rPr>
+                <w:rFonts w:ascii="Calibri" w:hAnsi="Calibri"/>
+                <w:b/>
+                <w:color w:val="FFFFFF"/>
+                <w:sz w:val="20"/>
+              </w:rPr>
+              <w:t>Gap</w:t>
+            </w:r>
+          </w:p>
+        </w:tc>
+        <w:tc>
+          <w:tcPr>
+            <w:tcW w:type="dxa" w:w="4680"/>
+            <w:shd w:val="clear" w:fill="1F3864"/>
+          </w:tcPr>
+          <w:p>
+            <w:r>
+              <w:rPr>
+                <w:rFonts w:ascii="Calibri" w:hAnsi="Calibri"/>
+                <w:b/>
+                <w:color w:val="FFFFFF"/>
+                <w:sz w:val="20"/>
+              </w:rPr>
+            </w:r>
+            <w:r>
+              <w:rPr>
+                <w:rFonts w:ascii="Calibri" w:hAnsi="Calibri"/>
+                <w:b/>
+                <w:color w:val="FFFFFF"/>
+                <w:sz w:val="20"/>
+              </w:rPr>
+              <w:t>Why it blocks a new colleague</w:t>
+            </w:r>
+          </w:p>
+        </w:tc>
+      </w:tr>
+      <w:tr>
+        <w:tc>
+          <w:tcPr>
+            <w:tcW w:type="dxa" w:w="4680"/>
+          </w:tcPr>
+          <w:p>
+            <w:r>
+              <w:rPr>
+                <w:rFonts w:ascii="Calibri" w:hAnsi="Calibri"/>
+                <w:sz w:val="20"/>
+              </w:rPr>
+            </w:r>
+            <w:r>
+              <w:rPr>
+                <w:rFonts w:ascii="Calibri" w:hAnsi="Calibri"/>
+                <w:b/>
+                <w:sz w:val="20"/>
+              </w:rPr>
+              <w:t>G6</w:t>
+            </w:r>
+            <w:r>
+              <w:rPr>
+                <w:rFonts w:ascii="Calibri" w:hAnsi="Calibri"/>
+                <w:sz w:val="20"/>
+              </w:rPr>
+              <w:t xml:space="preserve"> — `coding_agent` has no eval cases</w:t>
+            </w:r>
+          </w:p>
+        </w:tc>
+        <w:tc>
+          <w:tcPr>
+            <w:tcW w:type="dxa" w:w="4680"/>
+          </w:tcPr>
+          <w:p>
+            <w:r>
+              <w:rPr>
+                <w:rFonts w:ascii="Calibri" w:hAnsi="Calibri"/>
+                <w:sz w:val="20"/>
+              </w:rPr>
+            </w:r>
+            <w:r>
+              <w:rPr>
+                <w:rFonts w:ascii="Calibri" w:hAnsi="Calibri"/>
+                <w:sz w:val="20"/>
+              </w:rPr>
+              <w:t>A new colleague inherits an assurance model where the *existing* write-capable agent is untested</w:t>
+            </w:r>
+          </w:p>
+        </w:tc>
+      </w:tr>
+      <w:tr>
+        <w:tc>
+          <w:tcPr>
+            <w:tcW w:type="dxa" w:w="4680"/>
+          </w:tcPr>
+          <w:p>
+            <w:r>
+              <w:rPr>
+                <w:rFonts w:ascii="Calibri" w:hAnsi="Calibri"/>
+                <w:sz w:val="20"/>
+              </w:rPr>
+            </w:r>
+            <w:r>
+              <w:rPr>
+                <w:rFonts w:ascii="Calibri" w:hAnsi="Calibri"/>
+                <w:b/>
+                <w:sz w:val="20"/>
+              </w:rPr>
+              <w:t>G8</w:t>
+            </w:r>
+            <w:r>
+              <w:rPr>
+                <w:rFonts w:ascii="Calibri" w:hAnsi="Calibri"/>
+                <w:sz w:val="20"/>
+              </w:rPr>
+              <w:t xml:space="preserve"> — live coding-agent path untested</w:t>
+            </w:r>
+          </w:p>
+        </w:tc>
+        <w:tc>
+          <w:tcPr>
+            <w:tcW w:type="dxa" w:w="4680"/>
+          </w:tcPr>
+          <w:p>
+            <w:r>
+              <w:rPr>
+                <w:rFonts w:ascii="Calibri" w:hAnsi="Calibri"/>
+                <w:sz w:val="20"/>
+              </w:rPr>
+            </w:r>
+            <w:r>
+              <w:rPr>
+                <w:rFonts w:ascii="Calibri" w:hAnsi="Calibri"/>
+                <w:sz w:val="20"/>
+              </w:rPr>
+              <w:t>`pipeline.py:202` disables the agent when `APP_ENV == "test"`; new colleagues added through the same assembly inherit the blind spot</w:t>
+            </w:r>
+          </w:p>
+        </w:tc>
+      </w:tr>
+      <w:tr>
+        <w:tc>
+          <w:tcPr>
+            <w:tcW w:type="dxa" w:w="4680"/>
+          </w:tcPr>
+          <w:p>
+            <w:r>
+              <w:rPr>
+                <w:rFonts w:ascii="Calibri" w:hAnsi="Calibri"/>
+                <w:sz w:val="20"/>
+              </w:rPr>
+            </w:r>
+            <w:r>
+              <w:rPr>
+                <w:rFonts w:ascii="Calibri" w:hAnsi="Calibri"/>
+                <w:b/>
+                <w:sz w:val="20"/>
+              </w:rPr>
+              <w:t>G7</w:t>
+            </w:r>
+            <w:r>
+              <w:rPr>
+                <w:rFonts w:ascii="Calibri" w:hAnsi="Calibri"/>
+                <w:sz w:val="20"/>
+              </w:rPr>
+              <w:t xml:space="preserve"> — `approved_by` can be an organisation</w:t>
+            </w:r>
+          </w:p>
+        </w:tc>
+        <w:tc>
+          <w:tcPr>
+            <w:tcW w:type="dxa" w:w="4680"/>
+          </w:tcPr>
+          <w:p>
+            <w:r>
+              <w:rPr>
+                <w:rFonts w:ascii="Calibri" w:hAnsi="Calibri"/>
+                <w:sz w:val="20"/>
+              </w:rPr>
+            </w:r>
+            <w:r>
+              <w:rPr>
+                <w:rFonts w:ascii="Calibri" w:hAnsi="Calibri"/>
+                <w:sz w:val="20"/>
+              </w:rPr>
+              <w:t>Any colleague that writes inherits an approval record that does not reliably identify a human</w:t>
+            </w:r>
+          </w:p>
+        </w:tc>
+      </w:tr>
+      <w:tr>
+        <w:tc>
+          <w:tcPr>
+            <w:tcW w:type="dxa" w:w="4680"/>
+          </w:tcPr>
+          <w:p>
+            <w:r>
+              <w:rPr>
+                <w:rFonts w:ascii="Calibri" w:hAnsi="Calibri"/>
+                <w:sz w:val="20"/>
+              </w:rPr>
+            </w:r>
+            <w:r>
+              <w:rPr>
+                <w:rFonts w:ascii="Calibri" w:hAnsi="Calibri"/>
+                <w:b/>
+                <w:sz w:val="20"/>
+              </w:rPr>
+              <w:t>§5.2 ASI01</w:t>
+            </w:r>
+            <w:r>
+              <w:rPr>
+                <w:rFonts w:ascii="Calibri" w:hAnsi="Calibri"/>
+                <w:sz w:val="20"/>
+              </w:rPr>
+              <w:t xml:space="preserve"> — repository content unfenced</w:t>
+            </w:r>
+          </w:p>
+        </w:tc>
+        <w:tc>
+          <w:tcPr>
+            <w:tcW w:type="dxa" w:w="4680"/>
+          </w:tcPr>
+          <w:p>
+            <w:r>
+              <w:rPr>
+                <w:rFonts w:ascii="Calibri" w:hAnsi="Calibri"/>
+                <w:sz w:val="20"/>
+              </w:rPr>
+            </w:r>
+            <w:r>
+              <w:rPr>
+                <w:rFonts w:ascii="Calibri" w:hAnsi="Calibri"/>
+                <w:sz w:val="20"/>
+              </w:rPr>
+              <w:t>Every colleague that reads tenant content needs the shared `fence_untrusted()` helper first</w:t>
+            </w:r>
+          </w:p>
+        </w:tc>
+      </w:tr>
+    </w:tbl>
+    <w:p>
+      <w:pPr>
+        <w:spacing w:after="40"/>
+      </w:pPr>
+    </w:p>
+    <w:p>
+      <w:r>
+        <w:t xml:space="preserve">Sequence: </w:t>
+      </w:r>
+      <w:r>
+        <w:rPr>
+          <w:b/>
+        </w:rPr>
+        <w:t>G6 and G8 → G7 → ASI01 fence → new colleagues.</w:t>
+      </w:r>
+    </w:p>
+    <w:p>
       <w:pPr>
         <w:pStyle w:val="Heading1"/>
       </w:pPr>
